--- a/Техническое задание.docx
+++ b/Техническое задание.docx
@@ -309,8 +309,17 @@
           <w:szCs w:val="28"/>
         </w:rPr>
         <w:tab/>
-        <w:t>Разработал: Соловьев В.А</w:t>
-      </w:r>
+        <w:t xml:space="preserve">Разработал: Соловьев </w:t>
+      </w:r>
+      <w:proofErr w:type="gramStart"/>
+      <w:r>
+        <w:rPr>
+          <w:sz w:val="28"/>
+          <w:szCs w:val="28"/>
+        </w:rPr>
+        <w:t>В.А</w:t>
+      </w:r>
+      <w:proofErr w:type="gramEnd"/>
     </w:p>
     <w:p>
       <w:pPr>
@@ -406,7 +415,23 @@
           <w:sz w:val="28"/>
           <w:szCs w:val="28"/>
         </w:rPr>
-        <w:t>«___»____________ 2026г.</w:t>
+        <w:t>«__</w:t>
+      </w:r>
+      <w:proofErr w:type="gramStart"/>
+      <w:r>
+        <w:rPr>
+          <w:sz w:val="28"/>
+          <w:szCs w:val="28"/>
+        </w:rPr>
+        <w:t>_»_</w:t>
+      </w:r>
+      <w:proofErr w:type="gramEnd"/>
+      <w:r>
+        <w:rPr>
+          <w:sz w:val="28"/>
+          <w:szCs w:val="28"/>
+        </w:rPr>
+        <w:t>___________ 2026г.</w:t>
       </w:r>
     </w:p>
     <w:p>
@@ -517,12 +542,21 @@
           <w:szCs w:val="28"/>
         </w:rPr>
       </w:pPr>
-      <w:r>
-        <w:rPr>
-          <w:sz w:val="28"/>
-          <w:szCs w:val="28"/>
-        </w:rPr>
-        <w:t>г.о. Тольятти, 2026 г.</w:t>
+      <w:proofErr w:type="spellStart"/>
+      <w:r>
+        <w:rPr>
+          <w:sz w:val="28"/>
+          <w:szCs w:val="28"/>
+        </w:rPr>
+        <w:t>г.о</w:t>
+      </w:r>
+      <w:proofErr w:type="spellEnd"/>
+      <w:r>
+        <w:rPr>
+          <w:sz w:val="28"/>
+          <w:szCs w:val="28"/>
+        </w:rPr>
+        <w:t>. Тольятти, 2026 г.</w:t>
       </w:r>
     </w:p>
     <w:p>
@@ -573,7 +607,23 @@
           <w:sz w:val="28"/>
           <w:szCs w:val="28"/>
         </w:rPr>
-        <w:t xml:space="preserve">Настоящее техническое задание  предназначено для разработки и испытания программного модуля </w:t>
+        <w:t xml:space="preserve">Настоящее техническое </w:t>
+      </w:r>
+      <w:proofErr w:type="gramStart"/>
+      <w:r>
+        <w:rPr>
+          <w:sz w:val="28"/>
+          <w:szCs w:val="28"/>
+        </w:rPr>
+        <w:t>задание  предназначено</w:t>
+      </w:r>
+      <w:proofErr w:type="gramEnd"/>
+      <w:r>
+        <w:rPr>
+          <w:sz w:val="28"/>
+          <w:szCs w:val="28"/>
+        </w:rPr>
+        <w:t xml:space="preserve"> для разработки и испытания программного модуля </w:t>
       </w:r>
       <w:r>
         <w:rPr>
@@ -1029,6 +1079,8 @@
         <w:ind w:firstLine="709"/>
         <w:jc w:val="both"/>
         <w:rPr>
+          <w:color w:val="000000"/>
+          <w:spacing w:val="-2"/>
           <w:sz w:val="28"/>
           <w:szCs w:val="28"/>
         </w:rPr>
@@ -1097,6 +1149,34 @@
           <w:sz w:val="28"/>
           <w:szCs w:val="28"/>
         </w:rPr>
+        <w:t xml:space="preserve"> </w:t>
+      </w:r>
+      <w:r>
+        <w:rPr>
+          <w:sz w:val="28"/>
+          <w:szCs w:val="28"/>
+        </w:rPr>
+        <w:t>(</w:t>
+      </w:r>
+      <w:r>
+        <w:rPr>
+          <w:sz w:val="28"/>
+          <w:szCs w:val="28"/>
+        </w:rPr>
+        <w:t>д</w:t>
+      </w:r>
+      <w:r>
+        <w:rPr>
+          <w:sz w:val="28"/>
+          <w:szCs w:val="28"/>
+        </w:rPr>
+        <w:t>испетчеров, водителей и администраторов)</w:t>
+      </w:r>
+      <w:r>
+        <w:rPr>
+          <w:sz w:val="28"/>
+          <w:szCs w:val="28"/>
+        </w:rPr>
         <w:t>.</w:t>
       </w:r>
     </w:p>
@@ -1117,34 +1197,48 @@
       </w:pPr>
       <w:r>
         <w:rPr>
-          <w:color w:val="0F1115"/>
-          <w:sz w:val="28"/>
-          <w:szCs w:val="28"/>
-        </w:rPr>
-        <w:t xml:space="preserve">Назначение </w:t>
-      </w:r>
-      <w:r>
-        <w:rPr>
-          <w:color w:val="0F1115"/>
-          <w:sz w:val="28"/>
-          <w:szCs w:val="28"/>
-        </w:rPr>
-        <w:t xml:space="preserve">автомобиля для </w:t>
-      </w:r>
-      <w:r>
-        <w:rPr>
-          <w:color w:val="0F1115"/>
-          <w:sz w:val="28"/>
-          <w:szCs w:val="28"/>
-        </w:rPr>
-        <w:t>водителя.</w:t>
-      </w:r>
-      <w:r>
-        <w:rPr>
-          <w:sz w:val="28"/>
-          <w:szCs w:val="28"/>
-        </w:rPr>
-        <w:t xml:space="preserve"> </w:t>
+          <w:sz w:val="28"/>
+          <w:szCs w:val="28"/>
+        </w:rPr>
+        <w:t>«Регистрация новых пользователей (диспетчеров, водителей, администраторов) выполняется </w:t>
+      </w:r>
+      <w:r>
+        <w:rPr>
+          <w:b/>
+          <w:bCs/>
+          <w:sz w:val="28"/>
+          <w:szCs w:val="28"/>
+        </w:rPr>
+        <w:t>администратором системы</w:t>
+      </w:r>
+      <w:r>
+        <w:rPr>
+          <w:sz w:val="28"/>
+          <w:szCs w:val="28"/>
+        </w:rPr>
+        <w:t>. Самостоятельная регистрация пользователей не предусмотрена».</w:t>
+      </w:r>
+      <w:r>
+        <w:rPr>
+          <w:sz w:val="28"/>
+          <w:szCs w:val="28"/>
+        </w:rPr>
+        <w:br/>
+        <w:t xml:space="preserve">Либо: «Водитель может </w:t>
+      </w:r>
+      <w:r>
+        <w:rPr>
+          <w:sz w:val="28"/>
+          <w:szCs w:val="28"/>
+        </w:rPr>
+        <w:tab/>
+      </w:r>
+      <w:r>
+        <w:rPr>
+          <w:sz w:val="28"/>
+          <w:szCs w:val="28"/>
+        </w:rPr>
+        <w:t>подать заявку на регистрацию, но аккаунт активируется диспетчером или администратором».</w:t>
       </w:r>
     </w:p>
     <w:p>
@@ -1164,6 +1258,54 @@
       </w:pPr>
       <w:r>
         <w:rPr>
+          <w:color w:val="0F1115"/>
+          <w:sz w:val="28"/>
+          <w:szCs w:val="28"/>
+        </w:rPr>
+        <w:lastRenderedPageBreak/>
+        <w:t xml:space="preserve">Назначение </w:t>
+      </w:r>
+      <w:r>
+        <w:rPr>
+          <w:color w:val="0F1115"/>
+          <w:sz w:val="28"/>
+          <w:szCs w:val="28"/>
+        </w:rPr>
+        <w:t xml:space="preserve">автомобиля для </w:t>
+      </w:r>
+      <w:r>
+        <w:rPr>
+          <w:color w:val="0F1115"/>
+          <w:sz w:val="28"/>
+          <w:szCs w:val="28"/>
+        </w:rPr>
+        <w:t>водителя.</w:t>
+      </w:r>
+      <w:r>
+        <w:rPr>
+          <w:sz w:val="28"/>
+          <w:szCs w:val="28"/>
+        </w:rPr>
+        <w:t xml:space="preserve"> </w:t>
+      </w:r>
+    </w:p>
+    <w:p>
+      <w:pPr>
+        <w:widowControl w:val="0"/>
+        <w:numPr>
+          <w:ilvl w:val="0"/>
+          <w:numId w:val="20"/>
+        </w:numPr>
+        <w:suppressAutoHyphens w:val="0"/>
+        <w:spacing w:line="360" w:lineRule="auto"/>
+        <w:jc w:val="both"/>
+        <w:rPr>
+          <w:sz w:val="28"/>
+          <w:szCs w:val="28"/>
+        </w:rPr>
+      </w:pPr>
+      <w:r>
+        <w:rPr>
           <w:sz w:val="28"/>
           <w:szCs w:val="28"/>
         </w:rPr>
@@ -1284,7 +1426,6 @@
           <w:sz w:val="28"/>
           <w:szCs w:val="28"/>
         </w:rPr>
-        <w:lastRenderedPageBreak/>
         <w:t>Контроль сроков технического обслуживания (ТО каждые 10 000 км, напоминание диспетчеру).</w:t>
       </w:r>
     </w:p>
@@ -1518,8 +1659,9 @@
           <w:sz w:val="28"/>
           <w:szCs w:val="28"/>
         </w:rPr>
-        <w:t>Дата и  стоимость</w:t>
-      </w:r>
+        <w:t xml:space="preserve">Дата </w:t>
+      </w:r>
+      <w:proofErr w:type="gramStart"/>
       <w:r>
         <w:rPr>
           <w:color w:val="000000"/>
@@ -1527,8 +1669,9 @@
           <w:sz w:val="28"/>
           <w:szCs w:val="28"/>
         </w:rPr>
-        <w:t xml:space="preserve"> ремонта</w:t>
-      </w:r>
+        <w:t>и  стоимость</w:t>
+      </w:r>
+      <w:proofErr w:type="gramEnd"/>
       <w:r>
         <w:rPr>
           <w:color w:val="000000"/>
@@ -1536,22 +1679,8 @@
           <w:sz w:val="28"/>
           <w:szCs w:val="28"/>
         </w:rPr>
-        <w:t>;</w:t>
-      </w:r>
-    </w:p>
-    <w:p>
-      <w:pPr>
-        <w:widowControl w:val="0"/>
-        <w:shd w:val="clear" w:color="auto" w:fill="FFFFFF"/>
-        <w:suppressAutoHyphens w:val="0"/>
-        <w:spacing w:line="360" w:lineRule="auto"/>
-        <w:ind w:firstLine="709"/>
-        <w:jc w:val="both"/>
-        <w:rPr>
-          <w:sz w:val="28"/>
-          <w:szCs w:val="28"/>
-        </w:rPr>
-      </w:pPr>
+        <w:t xml:space="preserve"> ремонта</w:t>
+      </w:r>
       <w:r>
         <w:rPr>
           <w:color w:val="000000"/>
@@ -1559,6 +1688,256 @@
           <w:sz w:val="28"/>
           <w:szCs w:val="28"/>
         </w:rPr>
+        <w:t>;</w:t>
+      </w:r>
+    </w:p>
+    <w:p>
+      <w:pPr>
+        <w:widowControl w:val="0"/>
+        <w:numPr>
+          <w:ilvl w:val="0"/>
+          <w:numId w:val="5"/>
+        </w:numPr>
+        <w:shd w:val="clear" w:color="auto" w:fill="FFFFFF"/>
+        <w:tabs>
+          <w:tab w:val="clear" w:pos="1418"/>
+        </w:tabs>
+        <w:suppressAutoHyphens w:val="0"/>
+        <w:spacing w:line="360" w:lineRule="auto"/>
+        <w:ind w:left="0"/>
+        <w:jc w:val="both"/>
+        <w:rPr>
+          <w:b/>
+          <w:bCs/>
+          <w:color w:val="000000"/>
+          <w:spacing w:val="-3"/>
+          <w:sz w:val="28"/>
+          <w:szCs w:val="28"/>
+        </w:rPr>
+      </w:pPr>
+      <w:r>
+        <w:rPr>
+          <w:rStyle w:val="a6"/>
+          <w:b w:val="0"/>
+          <w:bCs w:val="0"/>
+          <w:color w:val="000000" w:themeColor="text1"/>
+          <w:sz w:val="28"/>
+          <w:szCs w:val="28"/>
+        </w:rPr>
+        <w:t>VIN</w:t>
+      </w:r>
+      <w:r>
+        <w:rPr>
+          <w:color w:val="000000" w:themeColor="text1"/>
+          <w:sz w:val="28"/>
+          <w:szCs w:val="28"/>
+        </w:rPr>
+        <w:t>;</w:t>
+      </w:r>
+    </w:p>
+    <w:p>
+      <w:pPr>
+        <w:widowControl w:val="0"/>
+        <w:numPr>
+          <w:ilvl w:val="0"/>
+          <w:numId w:val="5"/>
+        </w:numPr>
+        <w:shd w:val="clear" w:color="auto" w:fill="FFFFFF"/>
+        <w:tabs>
+          <w:tab w:val="clear" w:pos="1418"/>
+        </w:tabs>
+        <w:suppressAutoHyphens w:val="0"/>
+        <w:spacing w:line="360" w:lineRule="auto"/>
+        <w:ind w:left="0"/>
+        <w:jc w:val="both"/>
+        <w:rPr>
+          <w:b/>
+          <w:bCs/>
+          <w:color w:val="000000"/>
+          <w:spacing w:val="-3"/>
+          <w:sz w:val="28"/>
+          <w:szCs w:val="28"/>
+        </w:rPr>
+      </w:pPr>
+      <w:r>
+        <w:rPr>
+          <w:rStyle w:val="a6"/>
+          <w:b w:val="0"/>
+          <w:bCs w:val="0"/>
+          <w:color w:val="000000" w:themeColor="text1"/>
+          <w:sz w:val="28"/>
+          <w:szCs w:val="28"/>
+        </w:rPr>
+        <w:t>Дата последнего ТО</w:t>
+      </w:r>
+      <w:r>
+        <w:rPr>
+          <w:rStyle w:val="a6"/>
+          <w:b w:val="0"/>
+          <w:bCs w:val="0"/>
+          <w:color w:val="000000" w:themeColor="text1"/>
+          <w:sz w:val="28"/>
+          <w:szCs w:val="28"/>
+        </w:rPr>
+        <w:t>;</w:t>
+      </w:r>
+    </w:p>
+    <w:p>
+      <w:pPr>
+        <w:widowControl w:val="0"/>
+        <w:numPr>
+          <w:ilvl w:val="0"/>
+          <w:numId w:val="5"/>
+        </w:numPr>
+        <w:shd w:val="clear" w:color="auto" w:fill="FFFFFF"/>
+        <w:tabs>
+          <w:tab w:val="clear" w:pos="1418"/>
+        </w:tabs>
+        <w:suppressAutoHyphens w:val="0"/>
+        <w:spacing w:line="360" w:lineRule="auto"/>
+        <w:ind w:left="0"/>
+        <w:jc w:val="both"/>
+        <w:rPr>
+          <w:b/>
+          <w:bCs/>
+          <w:color w:val="000000"/>
+          <w:spacing w:val="-3"/>
+          <w:sz w:val="28"/>
+          <w:szCs w:val="28"/>
+        </w:rPr>
+      </w:pPr>
+      <w:r>
+        <w:rPr>
+          <w:rStyle w:val="a6"/>
+          <w:b w:val="0"/>
+          <w:bCs w:val="0"/>
+          <w:color w:val="000000" w:themeColor="text1"/>
+          <w:sz w:val="28"/>
+          <w:szCs w:val="28"/>
+        </w:rPr>
+        <w:t>Норма расхода топлива</w:t>
+      </w:r>
+      <w:r>
+        <w:rPr>
+          <w:color w:val="000000" w:themeColor="text1"/>
+          <w:sz w:val="28"/>
+          <w:szCs w:val="28"/>
+        </w:rPr>
+        <w:t>;</w:t>
+      </w:r>
+    </w:p>
+    <w:p>
+      <w:pPr>
+        <w:widowControl w:val="0"/>
+        <w:numPr>
+          <w:ilvl w:val="0"/>
+          <w:numId w:val="5"/>
+        </w:numPr>
+        <w:shd w:val="clear" w:color="auto" w:fill="FFFFFF"/>
+        <w:tabs>
+          <w:tab w:val="clear" w:pos="1418"/>
+        </w:tabs>
+        <w:suppressAutoHyphens w:val="0"/>
+        <w:spacing w:line="360" w:lineRule="auto"/>
+        <w:ind w:left="0"/>
+        <w:jc w:val="both"/>
+        <w:rPr>
+          <w:rStyle w:val="a6"/>
+          <w:b w:val="0"/>
+          <w:bCs w:val="0"/>
+          <w:color w:val="000000"/>
+          <w:spacing w:val="-3"/>
+          <w:sz w:val="28"/>
+          <w:szCs w:val="28"/>
+        </w:rPr>
+      </w:pPr>
+      <w:r>
+        <w:rPr>
+          <w:rStyle w:val="a6"/>
+          <w:b w:val="0"/>
+          <w:bCs w:val="0"/>
+          <w:color w:val="000000" w:themeColor="text1"/>
+          <w:sz w:val="28"/>
+          <w:szCs w:val="28"/>
+        </w:rPr>
+        <w:t>Плановый / фактический пробег</w:t>
+      </w:r>
+      <w:r>
+        <w:rPr>
+          <w:rStyle w:val="a6"/>
+          <w:b w:val="0"/>
+          <w:bCs w:val="0"/>
+          <w:color w:val="000000" w:themeColor="text1"/>
+          <w:sz w:val="28"/>
+          <w:szCs w:val="28"/>
+        </w:rPr>
+        <w:t>:</w:t>
+      </w:r>
+    </w:p>
+    <w:p>
+      <w:pPr>
+        <w:widowControl w:val="0"/>
+        <w:numPr>
+          <w:ilvl w:val="0"/>
+          <w:numId w:val="5"/>
+        </w:numPr>
+        <w:shd w:val="clear" w:color="auto" w:fill="FFFFFF"/>
+        <w:tabs>
+          <w:tab w:val="clear" w:pos="1418"/>
+        </w:tabs>
+        <w:suppressAutoHyphens w:val="0"/>
+        <w:spacing w:line="360" w:lineRule="auto"/>
+        <w:ind w:left="0"/>
+        <w:jc w:val="both"/>
+        <w:rPr>
+          <w:b/>
+          <w:bCs/>
+          <w:color w:val="000000"/>
+          <w:spacing w:val="-3"/>
+          <w:sz w:val="28"/>
+          <w:szCs w:val="28"/>
+        </w:rPr>
+      </w:pPr>
+      <w:r>
+        <w:rPr>
+          <w:rStyle w:val="a6"/>
+          <w:b w:val="0"/>
+          <w:bCs w:val="0"/>
+          <w:color w:val="000000" w:themeColor="text1"/>
+          <w:sz w:val="28"/>
+          <w:szCs w:val="28"/>
+        </w:rPr>
+        <w:t>Статус автомобиля</w:t>
+      </w:r>
+      <w:r>
+        <w:rPr>
+          <w:color w:val="000000" w:themeColor="text1"/>
+          <w:sz w:val="28"/>
+          <w:szCs w:val="28"/>
+        </w:rPr>
+        <w:t>;</w:t>
+      </w:r>
+    </w:p>
+    <w:p>
+      <w:pPr>
+        <w:widowControl w:val="0"/>
+        <w:shd w:val="clear" w:color="auto" w:fill="FFFFFF"/>
+        <w:suppressAutoHyphens w:val="0"/>
+        <w:spacing w:line="360" w:lineRule="auto"/>
+        <w:ind w:firstLine="709"/>
+        <w:jc w:val="both"/>
+        <w:rPr>
+          <w:sz w:val="28"/>
+          <w:szCs w:val="28"/>
+        </w:rPr>
+      </w:pPr>
+      <w:r>
+        <w:rPr>
+          <w:color w:val="000000"/>
+          <w:spacing w:val="-3"/>
+          <w:sz w:val="28"/>
+          <w:szCs w:val="28"/>
+        </w:rPr>
         <w:t>Результаты:</w:t>
       </w:r>
     </w:p>
@@ -1691,7 +2070,128 @@
           <w:sz w:val="28"/>
           <w:szCs w:val="28"/>
         </w:rPr>
-        <w:t>тчёты по пробегу, расходу топлива и затратам на ремонт.</w:t>
+        <w:t>тчёты по пробегу, расходу топлива и затратам на ремонт</w:t>
+      </w:r>
+      <w:r>
+        <w:rPr>
+          <w:sz w:val="28"/>
+          <w:szCs w:val="28"/>
+        </w:rPr>
+        <w:t>;</w:t>
+      </w:r>
+    </w:p>
+    <w:p>
+      <w:pPr>
+        <w:pStyle w:val="ds-markdown-paragraph"/>
+        <w:numPr>
+          <w:ilvl w:val="0"/>
+          <w:numId w:val="21"/>
+        </w:numPr>
+        <w:shd w:val="clear" w:color="auto" w:fill="FFFFFF" w:themeFill="background1"/>
+        <w:spacing w:before="0" w:beforeAutospacing="0" w:after="0" w:afterAutospacing="0" w:line="360" w:lineRule="auto"/>
+        <w:rPr>
+          <w:color w:val="000000" w:themeColor="text1"/>
+          <w:sz w:val="28"/>
+          <w:szCs w:val="28"/>
+        </w:rPr>
+      </w:pPr>
+      <w:r>
+        <w:rPr>
+          <w:color w:val="000000" w:themeColor="text1"/>
+          <w:sz w:val="28"/>
+          <w:szCs w:val="28"/>
+        </w:rPr>
+        <w:t xml:space="preserve">Общий </w:t>
+      </w:r>
+      <w:proofErr w:type="spellStart"/>
+      <w:r>
+        <w:rPr>
+          <w:color w:val="000000" w:themeColor="text1"/>
+          <w:sz w:val="28"/>
+          <w:szCs w:val="28"/>
+        </w:rPr>
+        <w:t>дашборд</w:t>
+      </w:r>
+      <w:proofErr w:type="spellEnd"/>
+      <w:r>
+        <w:rPr>
+          <w:color w:val="000000" w:themeColor="text1"/>
+          <w:sz w:val="28"/>
+          <w:szCs w:val="28"/>
+        </w:rPr>
+        <w:t xml:space="preserve"> диспетчера (сводка за </w:t>
+      </w:r>
+      <w:r>
+        <w:rPr>
+          <w:color w:val="000000" w:themeColor="text1"/>
+          <w:sz w:val="28"/>
+          <w:szCs w:val="28"/>
+        </w:rPr>
+        <w:t>день</w:t>
+      </w:r>
+      <w:r>
+        <w:rPr>
+          <w:color w:val="000000" w:themeColor="text1"/>
+          <w:sz w:val="28"/>
+          <w:szCs w:val="28"/>
+        </w:rPr>
+        <w:t>)</w:t>
+      </w:r>
+      <w:r>
+        <w:rPr>
+          <w:color w:val="000000" w:themeColor="text1"/>
+          <w:sz w:val="28"/>
+          <w:szCs w:val="28"/>
+        </w:rPr>
+        <w:t>;</w:t>
+      </w:r>
+    </w:p>
+    <w:p>
+      <w:pPr>
+        <w:pStyle w:val="ds-markdown-paragraph"/>
+        <w:numPr>
+          <w:ilvl w:val="0"/>
+          <w:numId w:val="21"/>
+        </w:numPr>
+        <w:shd w:val="clear" w:color="auto" w:fill="FFFFFF" w:themeFill="background1"/>
+        <w:spacing w:before="0" w:beforeAutospacing="0" w:after="0" w:afterAutospacing="0" w:line="360" w:lineRule="auto"/>
+        <w:rPr>
+          <w:color w:val="000000" w:themeColor="text1"/>
+          <w:sz w:val="28"/>
+          <w:szCs w:val="28"/>
+        </w:rPr>
+      </w:pPr>
+      <w:r>
+        <w:rPr>
+          <w:color w:val="000000" w:themeColor="text1"/>
+          <w:sz w:val="28"/>
+          <w:szCs w:val="28"/>
+        </w:rPr>
+        <w:t>Отчёт по эффективности водителей (расход топлива относительно нормы)</w:t>
+      </w:r>
+    </w:p>
+    <w:p>
+      <w:pPr>
+        <w:pStyle w:val="ds-markdown-paragraph"/>
+        <w:numPr>
+          <w:ilvl w:val="0"/>
+          <w:numId w:val="21"/>
+        </w:numPr>
+        <w:shd w:val="clear" w:color="auto" w:fill="FFFFFF" w:themeFill="background1"/>
+        <w:spacing w:before="0" w:beforeAutospacing="0" w:after="0" w:afterAutospacing="0" w:line="360" w:lineRule="auto"/>
+        <w:rPr>
+          <w:color w:val="000000" w:themeColor="text1"/>
+          <w:sz w:val="28"/>
+          <w:szCs w:val="28"/>
+        </w:rPr>
+      </w:pPr>
+      <w:r>
+        <w:rPr>
+          <w:color w:val="000000" w:themeColor="text1"/>
+          <w:sz w:val="28"/>
+          <w:szCs w:val="28"/>
+        </w:rPr>
+        <w:t>Журнал всех уведомлений (по топливу, по ТО, по срокам ремонта)</w:t>
       </w:r>
     </w:p>
     <w:p>
@@ -1733,6 +2233,7 @@
           <w:sz w:val="28"/>
           <w:szCs w:val="28"/>
         </w:rPr>
+        <w:lastRenderedPageBreak/>
         <w:t>Надежное функционирование программного модуля и информационной системы в целом должно быть обеспечено выполнением организационно-технических мероприятий, таких как:</w:t>
       </w:r>
       <w:r>
@@ -1847,14 +2348,30 @@
           <w:sz w:val="28"/>
           <w:szCs w:val="28"/>
         </w:rPr>
-        <w:t>обеспечение минимального времени восстановления после отказа</w:t>
-      </w:r>
-      <w:r>
-        <w:rPr>
-          <w:sz w:val="28"/>
-          <w:szCs w:val="28"/>
-        </w:rPr>
-        <w:t>(не более 2 часов)</w:t>
+        <w:t xml:space="preserve">обеспечение минимального времени восстановления после </w:t>
+      </w:r>
+      <w:proofErr w:type="gramStart"/>
+      <w:r>
+        <w:rPr>
+          <w:sz w:val="28"/>
+          <w:szCs w:val="28"/>
+        </w:rPr>
+        <w:t>отказа</w:t>
+      </w:r>
+      <w:r>
+        <w:rPr>
+          <w:sz w:val="28"/>
+          <w:szCs w:val="28"/>
+        </w:rPr>
+        <w:t>(</w:t>
+      </w:r>
+      <w:proofErr w:type="gramEnd"/>
+      <w:r>
+        <w:rPr>
+          <w:sz w:val="28"/>
+          <w:szCs w:val="28"/>
+        </w:rPr>
+        <w:t>не более 2 часов)</w:t>
       </w:r>
       <w:r>
         <w:rPr>
@@ -1942,14 +2459,18 @@
         <w:t>ТСЭК</w:t>
       </w:r>
       <w:r>
-        <w:t xml:space="preserve">» должна  удовлетворять санитарным правилам и нормам </w:t>
-      </w:r>
-      <w:r>
-        <w:t xml:space="preserve">СанПиН 2.2.2/2.4.1340-03 "Гигиенические требования к персональным электронно-вычислительным машинам и </w:t>
-      </w:r>
-      <w:r>
-        <w:lastRenderedPageBreak/>
-        <w:t>организации работы" (с изменениями на 21 июня 2016 года)</w:t>
+        <w:t xml:space="preserve">» </w:t>
+      </w:r>
+      <w:proofErr w:type="gramStart"/>
+      <w:r>
+        <w:t>должна  удовлетворять</w:t>
+      </w:r>
+      <w:proofErr w:type="gramEnd"/>
+      <w:r>
+        <w:t xml:space="preserve"> санитарным правилам и нормам </w:t>
+      </w:r>
+      <w:r>
+        <w:t>СанПиН 2.2.2/2.4.1340-03 "Гигиенические требования к персональным электронно-вычислительным машинам и организации работы" (с изменениями на 21 июня 2016 года)</w:t>
       </w:r>
       <w:r>
         <w:t>.</w:t>
@@ -1973,7 +2494,23 @@
           <w:sz w:val="28"/>
           <w:szCs w:val="28"/>
         </w:rPr>
-        <w:t xml:space="preserve">Рабочее место оператора должно соответствовать эргономическим требованиям ГОСТ 12.2.032-78 (2001) «Рабочее место при выполнении работ сидя. Общие эргономические требования»  и ГОСТ 12.2.049-80 (2001) «Оборудование производственное. Общие эргономические требования» В соответствии с ГОСТ 21889-76 «Система «человек-машина». </w:t>
+        <w:t xml:space="preserve">Рабочее место оператора должно соответствовать эргономическим требованиям ГОСТ 12.2.032-78 (2001) «Рабочее место при выполнении работ сидя. Общие эргономические </w:t>
+      </w:r>
+      <w:proofErr w:type="gramStart"/>
+      <w:r>
+        <w:rPr>
+          <w:sz w:val="28"/>
+          <w:szCs w:val="28"/>
+        </w:rPr>
+        <w:t>требования»  и</w:t>
+      </w:r>
+      <w:proofErr w:type="gramEnd"/>
+      <w:r>
+        <w:rPr>
+          <w:sz w:val="28"/>
+          <w:szCs w:val="28"/>
+        </w:rPr>
+        <w:t xml:space="preserve"> ГОСТ 12.2.049-80 (2001) «Оборудование производственное. Общие эргономические требования» В соответствии с ГОСТ 21889-76 «Система «человек-машина». </w:t>
       </w:r>
     </w:p>
     <w:p>
@@ -2028,7 +2565,23 @@
           <w:sz w:val="28"/>
           <w:szCs w:val="28"/>
         </w:rPr>
-        <w:t>Следить за  работоспособностью  информационной системы должен системный администратор, в обязанности которого также входят:</w:t>
+        <w:t xml:space="preserve">Следить </w:t>
+      </w:r>
+      <w:proofErr w:type="gramStart"/>
+      <w:r>
+        <w:rPr>
+          <w:sz w:val="28"/>
+          <w:szCs w:val="28"/>
+        </w:rPr>
+        <w:t>за  работоспособностью</w:t>
+      </w:r>
+      <w:proofErr w:type="gramEnd"/>
+      <w:r>
+        <w:rPr>
+          <w:sz w:val="28"/>
+          <w:szCs w:val="28"/>
+        </w:rPr>
+        <w:t xml:space="preserve">  информационной системы должен системный администратор, в обязанности которого также входят:</w:t>
       </w:r>
     </w:p>
     <w:p>
@@ -2080,7 +2633,23 @@
           <w:sz w:val="28"/>
           <w:szCs w:val="28"/>
         </w:rPr>
-        <w:t xml:space="preserve">проверка программного обеспечения на наличие  вирусов  не  реже одного раза в сутки; </w:t>
+        <w:t xml:space="preserve">проверка программного обеспечения на </w:t>
+      </w:r>
+      <w:proofErr w:type="gramStart"/>
+      <w:r>
+        <w:rPr>
+          <w:sz w:val="28"/>
+          <w:szCs w:val="28"/>
+        </w:rPr>
+        <w:t>наличие  вирусов</w:t>
+      </w:r>
+      <w:proofErr w:type="gramEnd"/>
+      <w:r>
+        <w:rPr>
+          <w:sz w:val="28"/>
+          <w:szCs w:val="28"/>
+        </w:rPr>
+        <w:t xml:space="preserve">  не  реже одного раза в сутки; </w:t>
       </w:r>
     </w:p>
     <w:p>
@@ -2107,6 +2676,7 @@
           <w:sz w:val="28"/>
           <w:szCs w:val="28"/>
         </w:rPr>
+        <w:lastRenderedPageBreak/>
         <w:t>регулярное обновление антивирусного программного обеспечения рабочей станции.</w:t>
       </w:r>
     </w:p>
@@ -2262,7 +2832,23 @@
           <w:sz w:val="28"/>
           <w:szCs w:val="28"/>
         </w:rPr>
-        <w:t>Вентилятор Zalman OEM CNPS7000V.</w:t>
+        <w:t xml:space="preserve">Вентилятор </w:t>
+      </w:r>
+      <w:proofErr w:type="spellStart"/>
+      <w:r>
+        <w:rPr>
+          <w:sz w:val="28"/>
+          <w:szCs w:val="28"/>
+        </w:rPr>
+        <w:t>Zalman</w:t>
+      </w:r>
+      <w:proofErr w:type="spellEnd"/>
+      <w:r>
+        <w:rPr>
+          <w:sz w:val="28"/>
+          <w:szCs w:val="28"/>
+        </w:rPr>
+        <w:t xml:space="preserve"> OEM CNPS7000V.</w:t>
       </w:r>
     </w:p>
     <w:p>
@@ -2289,7 +2875,23 @@
           <w:sz w:val="28"/>
           <w:szCs w:val="28"/>
         </w:rPr>
-        <w:t>Оперативная память 16 Gb (2x2GB DDR4).</w:t>
+        <w:t xml:space="preserve">Оперативная память 16 </w:t>
+      </w:r>
+      <w:proofErr w:type="spellStart"/>
+      <w:r>
+        <w:rPr>
+          <w:sz w:val="28"/>
+          <w:szCs w:val="28"/>
+        </w:rPr>
+        <w:t>Gb</w:t>
+      </w:r>
+      <w:proofErr w:type="spellEnd"/>
+      <w:r>
+        <w:rPr>
+          <w:sz w:val="28"/>
+          <w:szCs w:val="28"/>
+        </w:rPr>
+        <w:t xml:space="preserve"> (2x2GB DDR4).</w:t>
       </w:r>
     </w:p>
     <w:p>
@@ -2316,7 +2918,39 @@
           <w:sz w:val="28"/>
           <w:szCs w:val="28"/>
         </w:rPr>
-        <w:t>Материнская плата ASRock H61M-GS (B3) mATX.</w:t>
+        <w:t xml:space="preserve">Материнская плата </w:t>
+      </w:r>
+      <w:proofErr w:type="spellStart"/>
+      <w:r>
+        <w:rPr>
+          <w:sz w:val="28"/>
+          <w:szCs w:val="28"/>
+        </w:rPr>
+        <w:t>ASRock</w:t>
+      </w:r>
+      <w:proofErr w:type="spellEnd"/>
+      <w:r>
+        <w:rPr>
+          <w:sz w:val="28"/>
+          <w:szCs w:val="28"/>
+        </w:rPr>
+        <w:t xml:space="preserve"> H61M-GS (B3) </w:t>
+      </w:r>
+      <w:proofErr w:type="spellStart"/>
+      <w:r>
+        <w:rPr>
+          <w:sz w:val="28"/>
+          <w:szCs w:val="28"/>
+        </w:rPr>
+        <w:t>mATX</w:t>
+      </w:r>
+      <w:proofErr w:type="spellEnd"/>
+      <w:r>
+        <w:rPr>
+          <w:sz w:val="28"/>
+          <w:szCs w:val="28"/>
+        </w:rPr>
+        <w:t>.</w:t>
       </w:r>
     </w:p>
     <w:p>
@@ -2352,7 +2986,25 @@
           <w:szCs w:val="28"/>
           <w:lang w:val="en-US"/>
         </w:rPr>
-        <w:t xml:space="preserve"> D-Sub(VGA), DVI, HDMI, 2 PS/2, 4USB2.0, Lan, Sound5.1.</w:t>
+        <w:t xml:space="preserve"> D-</w:t>
+      </w:r>
+      <w:proofErr w:type="gramStart"/>
+      <w:r>
+        <w:rPr>
+          <w:sz w:val="28"/>
+          <w:szCs w:val="28"/>
+          <w:lang w:val="en-US"/>
+        </w:rPr>
+        <w:t>Sub(</w:t>
+      </w:r>
+      <w:proofErr w:type="gramEnd"/>
+      <w:r>
+        <w:rPr>
+          <w:sz w:val="28"/>
+          <w:szCs w:val="28"/>
+          <w:lang w:val="en-US"/>
+        </w:rPr>
+        <w:t>VGA), DVI, HDMI, 2 PS/2, 4USB2.0, Lan, Sound5.1.</w:t>
       </w:r>
     </w:p>
     <w:p>
@@ -2379,7 +3031,23 @@
           <w:sz w:val="28"/>
           <w:szCs w:val="28"/>
         </w:rPr>
-        <w:t>Винчестер (жесткий диск) 500 Gb.</w:t>
+        <w:t xml:space="preserve">Винчестер (жесткий диск) 500 </w:t>
+      </w:r>
+      <w:proofErr w:type="spellStart"/>
+      <w:r>
+        <w:rPr>
+          <w:sz w:val="28"/>
+          <w:szCs w:val="28"/>
+        </w:rPr>
+        <w:t>Gb</w:t>
+      </w:r>
+      <w:proofErr w:type="spellEnd"/>
+      <w:r>
+        <w:rPr>
+          <w:sz w:val="28"/>
+          <w:szCs w:val="28"/>
+        </w:rPr>
+        <w:t>.</w:t>
       </w:r>
     </w:p>
     <w:p>
@@ -2406,7 +3074,6 @@
           <w:sz w:val="28"/>
           <w:szCs w:val="28"/>
         </w:rPr>
-        <w:lastRenderedPageBreak/>
         <w:t>Видеокарта Sapphire Radeon 5750 1Gb или 6750.</w:t>
       </w:r>
     </w:p>
@@ -2434,7 +3101,23 @@
           <w:sz w:val="28"/>
           <w:szCs w:val="28"/>
         </w:rPr>
-        <w:t>Внешние накопители DVD+R/RW&amp;CDRW NEC Sony Optiarc.</w:t>
+        <w:t xml:space="preserve">Внешние накопители DVD+R/RW&amp;CDRW NEC Sony </w:t>
+      </w:r>
+      <w:proofErr w:type="spellStart"/>
+      <w:r>
+        <w:rPr>
+          <w:sz w:val="28"/>
+          <w:szCs w:val="28"/>
+        </w:rPr>
+        <w:t>Optiarc</w:t>
+      </w:r>
+      <w:proofErr w:type="spellEnd"/>
+      <w:r>
+        <w:rPr>
+          <w:sz w:val="28"/>
+          <w:szCs w:val="28"/>
+        </w:rPr>
+        <w:t>.</w:t>
       </w:r>
     </w:p>
     <w:p>
@@ -2456,12 +3139,21 @@
           <w:szCs w:val="28"/>
         </w:rPr>
       </w:pPr>
-      <w:r>
-        <w:rPr>
-          <w:sz w:val="28"/>
-          <w:szCs w:val="28"/>
-        </w:rPr>
-        <w:t>Аудиоподсистема 5.1 интегрированная.</w:t>
+      <w:proofErr w:type="spellStart"/>
+      <w:r>
+        <w:rPr>
+          <w:sz w:val="28"/>
+          <w:szCs w:val="28"/>
+        </w:rPr>
+        <w:t>Аудиоподсистема</w:t>
+      </w:r>
+      <w:proofErr w:type="spellEnd"/>
+      <w:r>
+        <w:rPr>
+          <w:sz w:val="28"/>
+          <w:szCs w:val="28"/>
+        </w:rPr>
+        <w:t xml:space="preserve"> 5.1 интегрированная.</w:t>
       </w:r>
     </w:p>
     <w:p>
@@ -2592,12 +3284,21 @@
         </w:rPr>
         <w:t>S</w:t>
       </w:r>
-      <w:r>
-        <w:rPr>
-          <w:sz w:val="28"/>
-          <w:szCs w:val="28"/>
-        </w:rPr>
-        <w:t xml:space="preserve">pace </w:t>
+      <w:proofErr w:type="spellStart"/>
+      <w:r>
+        <w:rPr>
+          <w:sz w:val="28"/>
+          <w:szCs w:val="28"/>
+        </w:rPr>
+        <w:t>pace</w:t>
+      </w:r>
+      <w:proofErr w:type="spellEnd"/>
+      <w:r>
+        <w:rPr>
+          <w:sz w:val="28"/>
+          <w:szCs w:val="28"/>
+        </w:rPr>
+        <w:t xml:space="preserve"> </w:t>
       </w:r>
       <w:r>
         <w:rPr>
@@ -2639,7 +3340,48 @@
           <w:sz w:val="28"/>
           <w:szCs w:val="28"/>
         </w:rPr>
-        <w:t>Процессор (станд./макс.) 1x Pentium G620 2C 2.6 GHz 3MB/1066MHz DDR3 (65W)/ 1 процессор.</w:t>
+        <w:t>Процессор (</w:t>
+      </w:r>
+      <w:proofErr w:type="spellStart"/>
+      <w:proofErr w:type="gramStart"/>
+      <w:r>
+        <w:rPr>
+          <w:sz w:val="28"/>
+          <w:szCs w:val="28"/>
+        </w:rPr>
+        <w:t>станд</w:t>
+      </w:r>
+      <w:proofErr w:type="spellEnd"/>
+      <w:r>
+        <w:rPr>
+          <w:sz w:val="28"/>
+          <w:szCs w:val="28"/>
+        </w:rPr>
+        <w:t>./</w:t>
+      </w:r>
+      <w:proofErr w:type="gramEnd"/>
+      <w:r>
+        <w:rPr>
+          <w:sz w:val="28"/>
+          <w:szCs w:val="28"/>
+        </w:rPr>
+        <w:t xml:space="preserve">макс.) 1x Pentium G620 2C 2.6 </w:t>
+      </w:r>
+      <w:proofErr w:type="spellStart"/>
+      <w:r>
+        <w:rPr>
+          <w:sz w:val="28"/>
+          <w:szCs w:val="28"/>
+        </w:rPr>
+        <w:t>GHz</w:t>
+      </w:r>
+      <w:proofErr w:type="spellEnd"/>
+      <w:r>
+        <w:rPr>
+          <w:sz w:val="28"/>
+          <w:szCs w:val="28"/>
+        </w:rPr>
+        <w:t xml:space="preserve"> 3MB/1066MHz DDR3 (65W)/ 1 процессор.</w:t>
       </w:r>
     </w:p>
     <w:p>
@@ -2666,7 +3408,32 @@
           <w:sz w:val="28"/>
           <w:szCs w:val="28"/>
         </w:rPr>
-        <w:t>Память (станд./макс.) 1x 2GB 1Rx8 1,5V ECC DDR4 LP UDIMM/ 4 разъема/UDIMM 32ГБ.</w:t>
+        <w:t>Память (</w:t>
+      </w:r>
+      <w:proofErr w:type="spellStart"/>
+      <w:proofErr w:type="gramStart"/>
+      <w:r>
+        <w:rPr>
+          <w:sz w:val="28"/>
+          <w:szCs w:val="28"/>
+        </w:rPr>
+        <w:t>станд</w:t>
+      </w:r>
+      <w:proofErr w:type="spellEnd"/>
+      <w:r>
+        <w:rPr>
+          <w:sz w:val="28"/>
+          <w:szCs w:val="28"/>
+        </w:rPr>
+        <w:t>./</w:t>
+      </w:r>
+      <w:proofErr w:type="gramEnd"/>
+      <w:r>
+        <w:rPr>
+          <w:sz w:val="28"/>
+          <w:szCs w:val="28"/>
+        </w:rPr>
+        <w:t>макс.) 1x 2GB 1Rx8 1,5V ECC DDR4 LP UDIMM/ 4 разъема/UDIMM 32ГБ.</w:t>
       </w:r>
     </w:p>
     <w:p>
@@ -2693,7 +3460,32 @@
           <w:sz w:val="28"/>
           <w:szCs w:val="28"/>
         </w:rPr>
-        <w:t>Диски (станд./макс.) 0 / 4 отсека 3.5" для жестких дисков SATA без функции горячей заменой.</w:t>
+        <w:t>Диски (</w:t>
+      </w:r>
+      <w:proofErr w:type="spellStart"/>
+      <w:proofErr w:type="gramStart"/>
+      <w:r>
+        <w:rPr>
+          <w:sz w:val="28"/>
+          <w:szCs w:val="28"/>
+        </w:rPr>
+        <w:t>станд</w:t>
+      </w:r>
+      <w:proofErr w:type="spellEnd"/>
+      <w:r>
+        <w:rPr>
+          <w:sz w:val="28"/>
+          <w:szCs w:val="28"/>
+        </w:rPr>
+        <w:t>./</w:t>
+      </w:r>
+      <w:proofErr w:type="gramEnd"/>
+      <w:r>
+        <w:rPr>
+          <w:sz w:val="28"/>
+          <w:szCs w:val="28"/>
+        </w:rPr>
+        <w:t>макс.) 0 / 4 отсека 3.5" для жестких дисков SATA без функции горячей заменой.</w:t>
       </w:r>
     </w:p>
     <w:p>
@@ -2720,7 +3512,23 @@
           <w:sz w:val="28"/>
           <w:szCs w:val="28"/>
         </w:rPr>
-        <w:t>Контроллер RAID 1x Software RAID с контроллером ServeRAID C100; уровни RAID 0, 1, 10.</w:t>
+        <w:t xml:space="preserve">Контроллер RAID 1x Software RAID с контроллером </w:t>
+      </w:r>
+      <w:proofErr w:type="spellStart"/>
+      <w:r>
+        <w:rPr>
+          <w:sz w:val="28"/>
+          <w:szCs w:val="28"/>
+        </w:rPr>
+        <w:t>ServeRAID</w:t>
+      </w:r>
+      <w:proofErr w:type="spellEnd"/>
+      <w:r>
+        <w:rPr>
+          <w:sz w:val="28"/>
+          <w:szCs w:val="28"/>
+        </w:rPr>
+        <w:t xml:space="preserve"> C100; уровни RAID 0, 1, 10.</w:t>
       </w:r>
     </w:p>
     <w:p>
@@ -2747,6 +3555,7 @@
           <w:sz w:val="28"/>
           <w:szCs w:val="28"/>
         </w:rPr>
+        <w:lastRenderedPageBreak/>
         <w:t>Сетевой контроллер 2x Gigabit Ethernet/ 1 порт под IMM.</w:t>
       </w:r>
     </w:p>
@@ -2774,7 +3583,23 @@
           <w:sz w:val="28"/>
           <w:szCs w:val="28"/>
         </w:rPr>
-        <w:t>Слоты расширения 1x PCI-E x8, 1x PCI-E x4, 1х PCI-E x1, 1x PCI-E x16 (x8 wired).</w:t>
+        <w:t xml:space="preserve">Слоты расширения 1x PCI-E x8, 1x PCI-E x4, 1х PCI-E x1, 1x PCI-E x16 (x8 </w:t>
+      </w:r>
+      <w:proofErr w:type="spellStart"/>
+      <w:r>
+        <w:rPr>
+          <w:sz w:val="28"/>
+          <w:szCs w:val="28"/>
+        </w:rPr>
+        <w:t>wired</w:t>
+      </w:r>
+      <w:proofErr w:type="spellEnd"/>
+      <w:r>
+        <w:rPr>
+          <w:sz w:val="28"/>
+          <w:szCs w:val="28"/>
+        </w:rPr>
+        <w:t>).</w:t>
       </w:r>
     </w:p>
     <w:p>
@@ -2852,7 +3677,32 @@
           <w:sz w:val="28"/>
           <w:szCs w:val="28"/>
         </w:rPr>
-        <w:t>Блок питания (станд./макс.) 1x 450W фиксированный / 1 блок питания.</w:t>
+        <w:t>Блок питания (</w:t>
+      </w:r>
+      <w:proofErr w:type="spellStart"/>
+      <w:proofErr w:type="gramStart"/>
+      <w:r>
+        <w:rPr>
+          <w:sz w:val="28"/>
+          <w:szCs w:val="28"/>
+        </w:rPr>
+        <w:t>станд</w:t>
+      </w:r>
+      <w:proofErr w:type="spellEnd"/>
+      <w:r>
+        <w:rPr>
+          <w:sz w:val="28"/>
+          <w:szCs w:val="28"/>
+        </w:rPr>
+        <w:t>./</w:t>
+      </w:r>
+      <w:proofErr w:type="gramEnd"/>
+      <w:r>
+        <w:rPr>
+          <w:sz w:val="28"/>
+          <w:szCs w:val="28"/>
+        </w:rPr>
+        <w:t>макс.) 1x 450W фиксированный / 1 блок питания.</w:t>
       </w:r>
     </w:p>
     <w:p>
@@ -3119,7 +3969,6 @@
           <w:szCs w:val="28"/>
           <w:lang w:val="en-US"/>
         </w:rPr>
-        <w:lastRenderedPageBreak/>
         <w:t>EXCEL</w:t>
       </w:r>
       <w:r>
@@ -3183,6 +4032,7 @@
         </w:rPr>
         <w:t>P</w:t>
       </w:r>
+      <w:proofErr w:type="spellStart"/>
       <w:r>
         <w:rPr>
           <w:sz w:val="28"/>
@@ -3190,6 +4040,7 @@
         </w:rPr>
         <w:t>ostgresql</w:t>
       </w:r>
+      <w:proofErr w:type="spellEnd"/>
       <w:r>
         <w:rPr>
           <w:sz w:val="28"/>
@@ -3275,13 +4126,23 @@
         </w:rPr>
         <w:t xml:space="preserve">генератор отчетов </w:t>
       </w:r>
+      <w:proofErr w:type="spellStart"/>
       <w:r>
         <w:rPr>
           <w:sz w:val="28"/>
           <w:szCs w:val="28"/>
           <w:lang w:val="en-US"/>
         </w:rPr>
-        <w:t>FastReport 4.0</w:t>
+        <w:t>FastReport</w:t>
+      </w:r>
+      <w:proofErr w:type="spellEnd"/>
+      <w:r>
+        <w:rPr>
+          <w:sz w:val="28"/>
+          <w:szCs w:val="28"/>
+          <w:lang w:val="en-US"/>
+        </w:rPr>
+        <w:t xml:space="preserve"> 4.0</w:t>
       </w:r>
       <w:r>
         <w:rPr>
@@ -3594,7 +4455,24 @@
           <w:sz w:val="28"/>
           <w:szCs w:val="28"/>
         </w:rPr>
-        <w:t xml:space="preserve">обеспечить снижение трудоемкости при оформление отчетов по </w:t>
+        <w:lastRenderedPageBreak/>
+        <w:t xml:space="preserve">обеспечить снижение трудоемкости </w:t>
+      </w:r>
+      <w:proofErr w:type="gramStart"/>
+      <w:r>
+        <w:rPr>
+          <w:sz w:val="28"/>
+          <w:szCs w:val="28"/>
+        </w:rPr>
+        <w:t>при оформление</w:t>
+      </w:r>
+      <w:proofErr w:type="gramEnd"/>
+      <w:r>
+        <w:rPr>
+          <w:sz w:val="28"/>
+          <w:szCs w:val="28"/>
+        </w:rPr>
+        <w:t xml:space="preserve"> отчетов по </w:t>
       </w:r>
       <w:r>
         <w:rPr>
@@ -3872,7 +4750,6 @@
           <w:sz w:val="28"/>
           <w:szCs w:val="28"/>
         </w:rPr>
-        <w:lastRenderedPageBreak/>
         <w:t>отладка и тестирование программы – 1 неделя;</w:t>
       </w:r>
     </w:p>
@@ -5466,9 +6343,9 @@
       <w:lvlJc w:val="left"/>
       <w:pPr>
         <w:tabs>
-          <w:tab w:val="num" w:pos="1068"/>
-        </w:tabs>
-        <w:ind w:left="1068" w:hanging="360"/>
+          <w:tab w:val="num" w:pos="1069"/>
+        </w:tabs>
+        <w:ind w:left="1069" w:hanging="360"/>
       </w:pPr>
       <w:rPr>
         <w:rFonts w:ascii="Symbol" w:hAnsi="Symbol" w:hint="default"/>
@@ -5482,9 +6359,9 @@
       <w:lvlJc w:val="left"/>
       <w:pPr>
         <w:tabs>
-          <w:tab w:val="num" w:pos="1788"/>
-        </w:tabs>
-        <w:ind w:left="1788" w:hanging="360"/>
+          <w:tab w:val="num" w:pos="1789"/>
+        </w:tabs>
+        <w:ind w:left="1789" w:hanging="360"/>
       </w:pPr>
       <w:rPr>
         <w:rFonts w:ascii="Courier New" w:hAnsi="Courier New" w:hint="default"/>
@@ -5498,9 +6375,9 @@
       <w:lvlJc w:val="left"/>
       <w:pPr>
         <w:tabs>
-          <w:tab w:val="num" w:pos="2508"/>
-        </w:tabs>
-        <w:ind w:left="2508" w:hanging="360"/>
+          <w:tab w:val="num" w:pos="2509"/>
+        </w:tabs>
+        <w:ind w:left="2509" w:hanging="360"/>
       </w:pPr>
       <w:rPr>
         <w:rFonts w:ascii="Wingdings" w:hAnsi="Wingdings" w:hint="default"/>
@@ -5514,9 +6391,9 @@
       <w:lvlJc w:val="left"/>
       <w:pPr>
         <w:tabs>
-          <w:tab w:val="num" w:pos="3228"/>
-        </w:tabs>
-        <w:ind w:left="3228" w:hanging="360"/>
+          <w:tab w:val="num" w:pos="3229"/>
+        </w:tabs>
+        <w:ind w:left="3229" w:hanging="360"/>
       </w:pPr>
       <w:rPr>
         <w:rFonts w:ascii="Wingdings" w:hAnsi="Wingdings" w:hint="default"/>
@@ -5530,9 +6407,9 @@
       <w:lvlJc w:val="left"/>
       <w:pPr>
         <w:tabs>
-          <w:tab w:val="num" w:pos="3948"/>
-        </w:tabs>
-        <w:ind w:left="3948" w:hanging="360"/>
+          <w:tab w:val="num" w:pos="3949"/>
+        </w:tabs>
+        <w:ind w:left="3949" w:hanging="360"/>
       </w:pPr>
       <w:rPr>
         <w:rFonts w:ascii="Wingdings" w:hAnsi="Wingdings" w:hint="default"/>
@@ -5546,9 +6423,9 @@
       <w:lvlJc w:val="left"/>
       <w:pPr>
         <w:tabs>
-          <w:tab w:val="num" w:pos="4668"/>
-        </w:tabs>
-        <w:ind w:left="4668" w:hanging="360"/>
+          <w:tab w:val="num" w:pos="4669"/>
+        </w:tabs>
+        <w:ind w:left="4669" w:hanging="360"/>
       </w:pPr>
       <w:rPr>
         <w:rFonts w:ascii="Wingdings" w:hAnsi="Wingdings" w:hint="default"/>
@@ -5562,9 +6439,9 @@
       <w:lvlJc w:val="left"/>
       <w:pPr>
         <w:tabs>
-          <w:tab w:val="num" w:pos="5388"/>
-        </w:tabs>
-        <w:ind w:left="5388" w:hanging="360"/>
+          <w:tab w:val="num" w:pos="5389"/>
+        </w:tabs>
+        <w:ind w:left="5389" w:hanging="360"/>
       </w:pPr>
       <w:rPr>
         <w:rFonts w:ascii="Wingdings" w:hAnsi="Wingdings" w:hint="default"/>
@@ -5578,9 +6455,9 @@
       <w:lvlJc w:val="left"/>
       <w:pPr>
         <w:tabs>
-          <w:tab w:val="num" w:pos="6108"/>
-        </w:tabs>
-        <w:ind w:left="6108" w:hanging="360"/>
+          <w:tab w:val="num" w:pos="6109"/>
+        </w:tabs>
+        <w:ind w:left="6109" w:hanging="360"/>
       </w:pPr>
       <w:rPr>
         <w:rFonts w:ascii="Wingdings" w:hAnsi="Wingdings" w:hint="default"/>
@@ -5594,9 +6471,307 @@
       <w:lvlJc w:val="left"/>
       <w:pPr>
         <w:tabs>
-          <w:tab w:val="num" w:pos="6828"/>
-        </w:tabs>
-        <w:ind w:left="6828" w:hanging="360"/>
+          <w:tab w:val="num" w:pos="6829"/>
+        </w:tabs>
+        <w:ind w:left="6829" w:hanging="360"/>
+      </w:pPr>
+      <w:rPr>
+        <w:rFonts w:ascii="Wingdings" w:hAnsi="Wingdings" w:hint="default"/>
+        <w:sz w:val="20"/>
+      </w:rPr>
+    </w:lvl>
+  </w:abstractNum>
+  <w:abstractNum w:abstractNumId="21" w15:restartNumberingAfterBreak="0">
+    <w:nsid w:val="60C66A06"/>
+    <w:multiLevelType w:val="multilevel"/>
+    <w:tmpl w:val="5BBE0F94"/>
+    <w:lvl w:ilvl="0">
+      <w:start w:val="1"/>
+      <w:numFmt w:val="bullet"/>
+      <w:lvlText w:val=""/>
+      <w:lvlJc w:val="left"/>
+      <w:pPr>
+        <w:tabs>
+          <w:tab w:val="num" w:pos="720"/>
+        </w:tabs>
+        <w:ind w:left="720" w:hanging="360"/>
+      </w:pPr>
+      <w:rPr>
+        <w:rFonts w:ascii="Symbol" w:hAnsi="Symbol" w:hint="default"/>
+        <w:sz w:val="20"/>
+      </w:rPr>
+    </w:lvl>
+    <w:lvl w:ilvl="1" w:tentative="1">
+      <w:start w:val="1"/>
+      <w:numFmt w:val="bullet"/>
+      <w:lvlText w:val="o"/>
+      <w:lvlJc w:val="left"/>
+      <w:pPr>
+        <w:tabs>
+          <w:tab w:val="num" w:pos="1440"/>
+        </w:tabs>
+        <w:ind w:left="1440" w:hanging="360"/>
+      </w:pPr>
+      <w:rPr>
+        <w:rFonts w:ascii="Courier New" w:hAnsi="Courier New" w:hint="default"/>
+        <w:sz w:val="20"/>
+      </w:rPr>
+    </w:lvl>
+    <w:lvl w:ilvl="2" w:tentative="1">
+      <w:start w:val="1"/>
+      <w:numFmt w:val="bullet"/>
+      <w:lvlText w:val=""/>
+      <w:lvlJc w:val="left"/>
+      <w:pPr>
+        <w:tabs>
+          <w:tab w:val="num" w:pos="2160"/>
+        </w:tabs>
+        <w:ind w:left="2160" w:hanging="360"/>
+      </w:pPr>
+      <w:rPr>
+        <w:rFonts w:ascii="Wingdings" w:hAnsi="Wingdings" w:hint="default"/>
+        <w:sz w:val="20"/>
+      </w:rPr>
+    </w:lvl>
+    <w:lvl w:ilvl="3" w:tentative="1">
+      <w:start w:val="1"/>
+      <w:numFmt w:val="bullet"/>
+      <w:lvlText w:val=""/>
+      <w:lvlJc w:val="left"/>
+      <w:pPr>
+        <w:tabs>
+          <w:tab w:val="num" w:pos="2880"/>
+        </w:tabs>
+        <w:ind w:left="2880" w:hanging="360"/>
+      </w:pPr>
+      <w:rPr>
+        <w:rFonts w:ascii="Wingdings" w:hAnsi="Wingdings" w:hint="default"/>
+        <w:sz w:val="20"/>
+      </w:rPr>
+    </w:lvl>
+    <w:lvl w:ilvl="4" w:tentative="1">
+      <w:start w:val="1"/>
+      <w:numFmt w:val="bullet"/>
+      <w:lvlText w:val=""/>
+      <w:lvlJc w:val="left"/>
+      <w:pPr>
+        <w:tabs>
+          <w:tab w:val="num" w:pos="3600"/>
+        </w:tabs>
+        <w:ind w:left="3600" w:hanging="360"/>
+      </w:pPr>
+      <w:rPr>
+        <w:rFonts w:ascii="Wingdings" w:hAnsi="Wingdings" w:hint="default"/>
+        <w:sz w:val="20"/>
+      </w:rPr>
+    </w:lvl>
+    <w:lvl w:ilvl="5" w:tentative="1">
+      <w:start w:val="1"/>
+      <w:numFmt w:val="bullet"/>
+      <w:lvlText w:val=""/>
+      <w:lvlJc w:val="left"/>
+      <w:pPr>
+        <w:tabs>
+          <w:tab w:val="num" w:pos="4320"/>
+        </w:tabs>
+        <w:ind w:left="4320" w:hanging="360"/>
+      </w:pPr>
+      <w:rPr>
+        <w:rFonts w:ascii="Wingdings" w:hAnsi="Wingdings" w:hint="default"/>
+        <w:sz w:val="20"/>
+      </w:rPr>
+    </w:lvl>
+    <w:lvl w:ilvl="6" w:tentative="1">
+      <w:start w:val="1"/>
+      <w:numFmt w:val="bullet"/>
+      <w:lvlText w:val=""/>
+      <w:lvlJc w:val="left"/>
+      <w:pPr>
+        <w:tabs>
+          <w:tab w:val="num" w:pos="5040"/>
+        </w:tabs>
+        <w:ind w:left="5040" w:hanging="360"/>
+      </w:pPr>
+      <w:rPr>
+        <w:rFonts w:ascii="Wingdings" w:hAnsi="Wingdings" w:hint="default"/>
+        <w:sz w:val="20"/>
+      </w:rPr>
+    </w:lvl>
+    <w:lvl w:ilvl="7" w:tentative="1">
+      <w:start w:val="1"/>
+      <w:numFmt w:val="bullet"/>
+      <w:lvlText w:val=""/>
+      <w:lvlJc w:val="left"/>
+      <w:pPr>
+        <w:tabs>
+          <w:tab w:val="num" w:pos="5760"/>
+        </w:tabs>
+        <w:ind w:left="5760" w:hanging="360"/>
+      </w:pPr>
+      <w:rPr>
+        <w:rFonts w:ascii="Wingdings" w:hAnsi="Wingdings" w:hint="default"/>
+        <w:sz w:val="20"/>
+      </w:rPr>
+    </w:lvl>
+    <w:lvl w:ilvl="8" w:tentative="1">
+      <w:start w:val="1"/>
+      <w:numFmt w:val="bullet"/>
+      <w:lvlText w:val=""/>
+      <w:lvlJc w:val="left"/>
+      <w:pPr>
+        <w:tabs>
+          <w:tab w:val="num" w:pos="6480"/>
+        </w:tabs>
+        <w:ind w:left="6480" w:hanging="360"/>
+      </w:pPr>
+      <w:rPr>
+        <w:rFonts w:ascii="Wingdings" w:hAnsi="Wingdings" w:hint="default"/>
+        <w:sz w:val="20"/>
+      </w:rPr>
+    </w:lvl>
+  </w:abstractNum>
+  <w:abstractNum w:abstractNumId="22" w15:restartNumberingAfterBreak="0">
+    <w:nsid w:val="765E4A62"/>
+    <w:multiLevelType w:val="multilevel"/>
+    <w:tmpl w:val="943E8FFA"/>
+    <w:lvl w:ilvl="0">
+      <w:start w:val="1"/>
+      <w:numFmt w:val="bullet"/>
+      <w:lvlText w:val=""/>
+      <w:lvlJc w:val="left"/>
+      <w:pPr>
+        <w:tabs>
+          <w:tab w:val="num" w:pos="720"/>
+        </w:tabs>
+        <w:ind w:left="720" w:hanging="360"/>
+      </w:pPr>
+      <w:rPr>
+        <w:rFonts w:ascii="Symbol" w:hAnsi="Symbol" w:hint="default"/>
+        <w:sz w:val="20"/>
+      </w:rPr>
+    </w:lvl>
+    <w:lvl w:ilvl="1" w:tentative="1">
+      <w:start w:val="1"/>
+      <w:numFmt w:val="bullet"/>
+      <w:lvlText w:val="o"/>
+      <w:lvlJc w:val="left"/>
+      <w:pPr>
+        <w:tabs>
+          <w:tab w:val="num" w:pos="1440"/>
+        </w:tabs>
+        <w:ind w:left="1440" w:hanging="360"/>
+      </w:pPr>
+      <w:rPr>
+        <w:rFonts w:ascii="Courier New" w:hAnsi="Courier New" w:hint="default"/>
+        <w:sz w:val="20"/>
+      </w:rPr>
+    </w:lvl>
+    <w:lvl w:ilvl="2" w:tentative="1">
+      <w:start w:val="1"/>
+      <w:numFmt w:val="bullet"/>
+      <w:lvlText w:val=""/>
+      <w:lvlJc w:val="left"/>
+      <w:pPr>
+        <w:tabs>
+          <w:tab w:val="num" w:pos="2160"/>
+        </w:tabs>
+        <w:ind w:left="2160" w:hanging="360"/>
+      </w:pPr>
+      <w:rPr>
+        <w:rFonts w:ascii="Wingdings" w:hAnsi="Wingdings" w:hint="default"/>
+        <w:sz w:val="20"/>
+      </w:rPr>
+    </w:lvl>
+    <w:lvl w:ilvl="3" w:tentative="1">
+      <w:start w:val="1"/>
+      <w:numFmt w:val="bullet"/>
+      <w:lvlText w:val=""/>
+      <w:lvlJc w:val="left"/>
+      <w:pPr>
+        <w:tabs>
+          <w:tab w:val="num" w:pos="2880"/>
+        </w:tabs>
+        <w:ind w:left="2880" w:hanging="360"/>
+      </w:pPr>
+      <w:rPr>
+        <w:rFonts w:ascii="Wingdings" w:hAnsi="Wingdings" w:hint="default"/>
+        <w:sz w:val="20"/>
+      </w:rPr>
+    </w:lvl>
+    <w:lvl w:ilvl="4" w:tentative="1">
+      <w:start w:val="1"/>
+      <w:numFmt w:val="bullet"/>
+      <w:lvlText w:val=""/>
+      <w:lvlJc w:val="left"/>
+      <w:pPr>
+        <w:tabs>
+          <w:tab w:val="num" w:pos="3600"/>
+        </w:tabs>
+        <w:ind w:left="3600" w:hanging="360"/>
+      </w:pPr>
+      <w:rPr>
+        <w:rFonts w:ascii="Wingdings" w:hAnsi="Wingdings" w:hint="default"/>
+        <w:sz w:val="20"/>
+      </w:rPr>
+    </w:lvl>
+    <w:lvl w:ilvl="5" w:tentative="1">
+      <w:start w:val="1"/>
+      <w:numFmt w:val="bullet"/>
+      <w:lvlText w:val=""/>
+      <w:lvlJc w:val="left"/>
+      <w:pPr>
+        <w:tabs>
+          <w:tab w:val="num" w:pos="4320"/>
+        </w:tabs>
+        <w:ind w:left="4320" w:hanging="360"/>
+      </w:pPr>
+      <w:rPr>
+        <w:rFonts w:ascii="Wingdings" w:hAnsi="Wingdings" w:hint="default"/>
+        <w:sz w:val="20"/>
+      </w:rPr>
+    </w:lvl>
+    <w:lvl w:ilvl="6" w:tentative="1">
+      <w:start w:val="1"/>
+      <w:numFmt w:val="bullet"/>
+      <w:lvlText w:val=""/>
+      <w:lvlJc w:val="left"/>
+      <w:pPr>
+        <w:tabs>
+          <w:tab w:val="num" w:pos="5040"/>
+        </w:tabs>
+        <w:ind w:left="5040" w:hanging="360"/>
+      </w:pPr>
+      <w:rPr>
+        <w:rFonts w:ascii="Wingdings" w:hAnsi="Wingdings" w:hint="default"/>
+        <w:sz w:val="20"/>
+      </w:rPr>
+    </w:lvl>
+    <w:lvl w:ilvl="7" w:tentative="1">
+      <w:start w:val="1"/>
+      <w:numFmt w:val="bullet"/>
+      <w:lvlText w:val=""/>
+      <w:lvlJc w:val="left"/>
+      <w:pPr>
+        <w:tabs>
+          <w:tab w:val="num" w:pos="5760"/>
+        </w:tabs>
+        <w:ind w:left="5760" w:hanging="360"/>
+      </w:pPr>
+      <w:rPr>
+        <w:rFonts w:ascii="Wingdings" w:hAnsi="Wingdings" w:hint="default"/>
+        <w:sz w:val="20"/>
+      </w:rPr>
+    </w:lvl>
+    <w:lvl w:ilvl="8" w:tentative="1">
+      <w:start w:val="1"/>
+      <w:numFmt w:val="bullet"/>
+      <w:lvlText w:val=""/>
+      <w:lvlJc w:val="left"/>
+      <w:pPr>
+        <w:tabs>
+          <w:tab w:val="num" w:pos="6480"/>
+        </w:tabs>
+        <w:ind w:left="6480" w:hanging="360"/>
       </w:pPr>
       <w:rPr>
         <w:rFonts w:ascii="Wingdings" w:hAnsi="Wingdings" w:hint="default"/>
@@ -5666,6 +6841,12 @@
   </w:num>
   <w:num w:numId="21" w16cid:durableId="1472478427">
     <w:abstractNumId w:val="20"/>
+  </w:num>
+  <w:num w:numId="22" w16cid:durableId="1829979313">
+    <w:abstractNumId w:val="22"/>
+  </w:num>
+  <w:num w:numId="23" w16cid:durableId="18941986">
+    <w:abstractNumId w:val="21"/>
   </w:num>
 </w:numbering>
 </file>
@@ -6104,7 +7285,6 @@
   <w:style w:type="character" w:default="1" w:styleId="a0">
     <w:name w:val="Default Paragraph Font"/>
     <w:uiPriority w:val="1"/>
-    <w:semiHidden/>
     <w:unhideWhenUsed/>
   </w:style>
   <w:style w:type="table" w:default="1" w:styleId="a1">
@@ -6231,6 +7411,17 @@
       <w:ind w:left="720"/>
       <w:contextualSpacing/>
     </w:pPr>
+  </w:style>
+  <w:style w:type="character" w:styleId="a6">
+    <w:name w:val="Strong"/>
+    <w:basedOn w:val="a0"/>
+    <w:uiPriority w:val="22"/>
+    <w:qFormat/>
+    <w:rsid w:val="00491F34"/>
+    <w:rPr>
+      <w:b/>
+      <w:bCs/>
+    </w:rPr>
   </w:style>
 </w:styles>
 </file>
